--- a/eng/docx/16.content.docx
+++ b/eng/docx/16.content.docx
@@ -19,7 +19,7 @@
         <w:rPr>
           <w:lang w:val="en_US" w:bidi="en_US"/>
         </w:rPr>
-        <w:t>Resource: unfoldingWord Simplified</w:t>
+        <w:t>Resource: unfoldingWord Simplified Text</w:t>
       </w:r>
       <w:r>
         <w:rPr>
@@ -39,13 +39,13 @@
           <w:b/>
           <w:lang w:val="en_US" w:bidi="en_US"/>
         </w:rPr>
-        <w:t>unfoldingWord Simplified</w:t>
-      </w:r>
-      <w:r>
-        <w:rPr>
-          <w:lang w:val="en_US" w:bidi="en_US"/>
-        </w:rPr>
-        <w:t xml:space="preserve"> © 2022 </w:t>
+        <w:t>unfoldingWord Simplified Text</w:t>
+      </w:r>
+      <w:r>
+        <w:rPr>
+          <w:lang w:val="en_US" w:bidi="en_US"/>
+        </w:rPr>
+        <w:t xml:space="preserve"> © 2026 </w:t>
       </w:r>
       <w:hyperlink r:id="rId13">
         <w:r>
@@ -74,7 +74,7 @@
             <w:color w:val="0000EE"/>
             <w:u w:val="single"/>
           </w:rPr>
-          <w:t>CC BY-SA 4.0 license</w:t>
+          <w:t>CC BY-SA 4.0</w:t>
         </w:r>
       </w:hyperlink>
       <w:r>
@@ -102,7 +102,7 @@
         <w:rPr>
           <w:lang w:val="en_US" w:bidi="en_US"/>
         </w:rPr>
-        <w:t>unfoldingWord Simplified</w:t>
+        <w:t>unfoldingWord Simplified Text</w:t>
       </w:r>
     </w:p>
     <w:p>

--- a/eng/docx/16.content.docx
+++ b/eng/docx/16.content.docx
@@ -1128,7 +1128,7 @@
         <w:rPr>
           <w:lang w:val="en_US" w:bidi="en_US"/>
         </w:rPr>
-        <w:t xml:space="preserve"> Next to them, Shallum the son of Hallohesh repaired {part of the wall}. Shallum ruled the {other} half of the district of Jerusalem. His daughers worked with him on the repairs.</w:t>
+        <w:t xml:space="preserve"> Next to them, Shallum the son of Hallohesh repaired {part of the wall}. Shallum ruled the {other} half of the district of Jerusalem. His daughters worked with him on the repairs.</w:t>
       </w:r>
     </w:p>
     <w:p>
@@ -8827,7 +8827,7 @@
         <w:rPr>
           <w:lang w:val="en_US" w:bidi="en_US"/>
         </w:rPr>
-        <w:t xml:space="preserve"> {I am grieved} to hear this about you! You have married foreign wives {who worship idols}. You have commited a great sin against our God!”</w:t>
+        <w:t xml:space="preserve"> {I am grieved} to hear this about you! You have married foreign wives {who worship idols}. You have committed a great sin against our God!”</w:t>
       </w:r>
     </w:p>
     <w:p>
